--- a/novels/Mutation of the Apocalypse/Chapter_5_Triumph_in_Achievement.docx
+++ b/novels/Mutation of the Apocalypse/Chapter_5_Triumph_in_Achievement.docx
@@ -4,692 +4,341 @@
   <w:body>
     <w:p>
       <w:pPr>
-        <w:spacing w:before="0" w:after="120"/>
+        <w:pStyle w:val="Heading1"/>
       </w:pPr>
       <w:r>
-        <w:t>He stood in his house at dawn and tried to understand the inventory pouch.</w:t>
+        <w:t>Chapter 5: Triumph in Achievement</w:t>
       </w:r>
     </w:p>
     <w:p>
-      <w:pPr>
-        <w:spacing w:before="0" w:after="120"/>
-      </w:pPr>
       <w:r>
-        <w:t>He could put things in and take them back out. The inside was bigger than the outside. The pouch weighed the same whether it held one can or forty. He turned it inside out and found nothing — just cloth — and then turned it right side out and reached inside and found everything still there. He put his phone in it, then pulled his phone back out. He put his phone in and turned it inside out again. When he righted the pouch, the phone was still gone. He reached in and found it.</w:t>
+        <w:br/>
+        <w:br/>
+        <w:t>“Are these system items?” Lucas wondered out loud as he reached for the items and picked them up.</w:t>
+        <w:br/>
+        <w:br/>
+        <w:br/>
+        <w:t>---</w:t>
+        <w:br/>
+        <w:br/>
+        <w:br/>
+        <w:t>[System Items Detected, Updating System Profile!]</w:t>
+        <w:br/>
+        <w:br/>
+        <w:br/>
+        <w:t>---</w:t>
+        <w:br/>
+        <w:br/>
+        <w:br/>
+        <w:t>As he looked at the items, Lucas realized that the world was turning into a game-like mode. Even though he wasn't a big gamer, the idea of an inventory wasn't difficult for him to understand.</w:t>
+        <w:br/>
+        <w:br/>
+        <w:br/>
+        <w:t>Testing the pouch's abilities, he put the shampoo bottle into it, and it disappeared without changing size. A grin appeared on his face as he slowly started to understand how this mysterious system worked.</w:t>
+        <w:br/>
+        <w:br/>
+        <w:br/>
+        <w:t>Curious, he reached into the pouch and brought the shampoo back into his hand. ‘I feel like I just did something illegal,’ he thought, a bit mischievous. ‘This would have been perfect for smuggling those white powder things if they existed before,’ he considered, realizing the pouch's potential.</w:t>
+        <w:br/>
+        <w:br/>
+        <w:br/>
+        <w:t>With quick moves, Lucas put all his stuff into the pouch, except for his trusty baseball bat. He then put the small flat pouch into his bag. Finally, he looked at the black dagger. Even though it seemed sharp, he doubted it was as practical as his spear. However, since it was a system item, he thought it might have some value. He put the dagger in his bag and called upon the system once again.</w:t>
+        <w:br/>
+        <w:br/>
+        <w:br/>
+        <w:t>---</w:t>
+        <w:br/>
+        <w:br/>
+        <w:br/>
+        <w:t>Name: Lucas Tharla</w:t>
+        <w:br/>
+        <w:br/>
+        <w:br/>
+        <w:t>Age: 16 years old</w:t>
+        <w:br/>
+        <w:br/>
+        <w:br/>
+        <w:t>Race: Human</w:t>
+        <w:br/>
+        <w:br/>
+        <w:br/>
+        <w:t>Gender: Male</w:t>
+        <w:br/>
+        <w:br/>
+        <w:br/>
+        <w:t>Class: None</w:t>
+        <w:br/>
+        <w:br/>
+        <w:br/>
+        <w:t>Subclass: None</w:t>
+        <w:br/>
+        <w:br/>
+        <w:br/>
+        <w:t>Subclass: None</w:t>
+        <w:br/>
+        <w:br/>
+        <w:br/>
+        <w:t>Subclass: None</w:t>
+        <w:br/>
+        <w:br/>
+        <w:br/>
+        <w:t>Level: 4 (260/300)</w:t>
+        <w:br/>
+        <w:br/>
+        <w:br/>
+        <w:t>Stats:</w:t>
+        <w:br/>
+        <w:br/>
+        <w:br/>
+        <w:t>Agi: 14 (Average Adult Human: 20)</w:t>
+        <w:br/>
+        <w:br/>
+        <w:br/>
+        <w:t>Str: 24 (Average Adult Human: 20)</w:t>
+        <w:br/>
+        <w:br/>
+        <w:br/>
+        <w:t>Int: 25 (Average Adult Human: 20)</w:t>
+        <w:br/>
+        <w:br/>
+        <w:br/>
+        <w:t>Vit: 25 (Average Adult Human: 20)</w:t>
+        <w:br/>
+        <w:br/>
+        <w:br/>
+        <w:t>Unallocated Stat Points: 0</w:t>
+        <w:br/>
+        <w:br/>
+        <w:br/>
+        <w:t>Skills:</w:t>
+        <w:br/>
+        <w:br/>
+        <w:br/>
+        <w:t>Unallocated Skill Points: 4</w:t>
+        <w:br/>
+        <w:br/>
+        <w:br/>
+        <w:t>Coins:</w:t>
+        <w:br/>
+        <w:br/>
+        <w:br/>
+        <w:t>Achievements Completed: 1 ᐃ</w:t>
+        <w:br/>
+        <w:br/>
+        <w:br/>
+        <w:t>Items: 2 ᐃ</w:t>
+        <w:br/>
+        <w:br/>
+        <w:br/>
+        <w:t>---</w:t>
+        <w:br/>
+        <w:br/>
+        <w:br/>
+        <w:t>“I haven't even figured out how to acquire skills, and now there are coins? Seriously?” Lucas said, getting frustrated as he tried to understand the mysterious system.</w:t>
+        <w:br/>
+        <w:br/>
+        <w:br/>
+        <w:t>Lucas couldn't help but complain and sigh at the confusing system. Even though he didn't like the lack of explanation, he knew it gave rewards for his hard work. Arguing with a holographic screen seemed pointless, so he left the market behind and went into the sunlight.</w:t>
+        <w:br/>
+        <w:br/>
+        <w:br/>
+        <w:t>“Whoa! That sunlight is intense!” he exclaimed. The difference between the dark market and the outside world made the sunlight seem super bright. Lucas had spent so much time dealing with life-or-death situations inside the market that the outside seemed extremely vivid.</w:t>
+        <w:br/>
+        <w:br/>
+        <w:br/>
+        <w:t>Having lived his whole life in the village, Lucas knew many of the villagers' names, their families, and their homes. Among the ten zombies he had killed, he thought some might have been people he knew. The village had changed a lot, and many of his old friends were now gone. It was a mix of strange feelings for him.</w:t>
+        <w:br/>
+        <w:br/>
+        <w:br/>
+        <w:t>Social skills were something Lucas felt he lacked, along with money and love. After his parents passed away, he became more introverted, losing the energetic attitude he used to have. As a kid, he often kept to himself, sometimes pretending to be pitiful to get free money. It wasn't illegal, just a way to get sympathy from the villagers. It helped make up for the impact of his parents' passing.</w:t>
+        <w:br/>
+        <w:br/>
+        <w:br/>
+        <w:t>At 14, Lucas started working for himself, catching fish and doing errands for money. His village was on the outskirts of the fourth most populous city in the country, known for being welcoming to travelers. The city had jobs in construction, and even though there were controversies about child labor, Lucas was thankful for the chance to earn money, especially in the dry season when fishing wasn't enough.</w:t>
+        <w:br/>
+        <w:t>Unauthorized duplication: this tale has been taken without consent. Report sightings.</w:t>
+        <w:br/>
+        <w:br/>
+        <w:br/>
+        <w:t>The city had two major rivers, and Lucas wasn't too worried about-facing mutated fish. His main goal was to reach the city, where high-level zombies might be. Staying in the village felt like waiting to die. Mutated fish or zombies, survival was the priority.</w:t>
+        <w:br/>
+        <w:br/>
+        <w:br/>
+        <w:t>As he walked, Lucas looked at the long road ahead. It would take about fourteen hours to reach the city. He changed direction and kept walking, finding a car crash, a sight now normal. A lone zombie struggled under a crashed car, surrounded by dead bodies. Lucas watched the zombie's determination, surviving with little food for nearly two days. But that wasn't his concern; he was focused on surviving.</w:t>
+        <w:br/>
+        <w:br/>
+        <w:br/>
+        <w:t>Looking at the zombie crawling toward him, Lucas thought, ‘Nice! Free experience.’ He knew these creatures wouldn't die unless their heads were destroyed. Using his spear and baseball bat against this stuck zombie seemed too much. He had an idea—to experiment with the new items he got from his achievement.</w:t>
+        <w:br/>
+        <w:br/>
+        <w:br/>
+        <w:t>Taking the new dagger from the small pouch, Lucas crouched down. With a quick move, he stabbed the zombie's eye; the dagger going in smoothly. Pushing the dagger's handle further, he felt the eye give way, the eye juices running down his hand. The blade's force went through the back of the zombie's skull.</w:t>
+        <w:br/>
+        <w:br/>
+        <w:br/>
+        <w:t>Lucas was genuinely amazed. “I think I might be addicted to eye-popping now.”</w:t>
+        <w:br/>
+        <w:br/>
+        <w:br/>
+        <w:t>---</w:t>
+        <w:br/>
+        <w:br/>
+        <w:br/>
+        <w:t>[Level 1 Zombie Killed, Awarding 50 Exp!]</w:t>
+        <w:br/>
+        <w:br/>
+        <w:br/>
+        <w:t>[Received 5 Coins!]</w:t>
+        <w:br/>
+        <w:br/>
+        <w:br/>
+        <w:t>[Leveling Exp Reach: 310/300!]</w:t>
+        <w:br/>
+        <w:br/>
+        <w:br/>
+        <w:t>[Leveling Up: Level 5!]</w:t>
+        <w:br/>
+        <w:br/>
+        <w:br/>
+        <w:t>[Receiving 2 Stat Points and 1 Skill Point!]</w:t>
+        <w:br/>
+        <w:br/>
+        <w:br/>
+        <w:t>---</w:t>
+        <w:br/>
+        <w:br/>
+        <w:br/>
+        <w:t>Hearing the notice that the zombie was done for, Lucas was surprised.</w:t>
+        <w:br/>
+        <w:br/>
+        <w:br/>
+        <w:t>“I won't bother figuring out how to earn coins anymore,” he said, checking out the dagger. He thought maybe he only got coins by using system items to kill. But not being sure, he knew he had to find more zombies to test and figure it out.</w:t>
+        <w:br/>
+        <w:br/>
+        <w:br/>
+        <w:t>“This is getting trickier,” he muttered.</w:t>
+        <w:br/>
+        <w:br/>
+        <w:br/>
+        <w:t>After that, Lucas just kept going, watching out for more zombies. The streets were super quiet, really quiet, like no sound at all. He sighed, “Never thought I'd say this, but I miss the sound of traffic jams.”</w:t>
+        <w:br/>
+        <w:br/>
+        <w:br/>
+        <w:t>“Good thing I live on the edge,” Lucas said, glad there were no zombies around. The idea of staying in the city gave him the chills, thinking about zombies wandering the streets, looking for survivors.</w:t>
+        <w:br/>
+        <w:br/>
+        <w:br/>
+        <w:t>‘Hold up, if they're dead, how are they spotting me?’ he wondered while continuing to walk. The sun was going down, and he glanced at his phone—it was 6:24 p.m.</w:t>
+        <w:br/>
+        <w:br/>
+        <w:br/>
+        <w:t>As the sun dipped, the city turned into a dark outline. Lucas, staring at the darkening sky, couldn't help but picture zombie-filled streets. Sticking to the outskirts seemed like a smart move, at least for a break from the crazy city.</w:t>
+        <w:br/>
+        <w:br/>
+        <w:br/>
+        <w:t>‘Maybe being dead doesn't mess with their eyes,’ Lucas thought, thinking about the weird zombies he'd seen.</w:t>
+        <w:br/>
+        <w:br/>
+        <w:br/>
+        <w:t>“I need a place to crash for the night,” he said, sighing at the sunset. Maybe he could find some night vision skills if that was a thing.</w:t>
+        <w:br/>
+        <w:br/>
+        <w:br/>
+        <w:t>Looking around, he saw a few buildings. One in particular caught his eye, and not wanting to go back, he ran toward the only visible building.</w:t>
+        <w:br/>
+        <w:br/>
+        <w:br/>
+        <w:t>After a couple of minutes, he arrived. It looked clear amidst the deserted streets. Sneaking in carefully, he checked for zombies. The inside was basic, except for a strange black table-like thing in the middle.</w:t>
+        <w:br/>
+        <w:br/>
+        <w:br/>
+        <w:t>Approaching the table, he saw something like a button. Pausing for a moment, he reached out. Considering the messed-up state of the world, it didn't seem likely that someone would rig a home with bombs on the outskirts of the city. If anything, the danger would be worse in the city center.</w:t>
+        <w:br/>
+        <w:br/>
+        <w:br/>
+        <w:t>“Well, here goes nothing,” he muttered, his curiosity winning over caution. Pressing the button, the black table lit up, showing a holographic screen like the system profiles he often checked.</w:t>
+        <w:br/>
+        <w:br/>
+        <w:br/>
+        <w:t>---</w:t>
+        <w:br/>
+        <w:br/>
+        <w:br/>
+        <w:t>[Class Change Initiated!]</w:t>
+        <w:br/>
+        <w:br/>
+        <w:br/>
+        <w:t>[Error, The Player Hasn't Reached the Level Requirement Yet!]</w:t>
+        <w:br/>
+        <w:br/>
+        <w:br/>
+        <w:t>---</w:t>
+        <w:br/>
+        <w:br/>
+        <w:br/>
+        <w:t>“No way! A system building?” Lucas said, looking puzzled.</w:t>
+        <w:br/>
+        <w:br/>
+        <w:br/>
+        <w:t>Was it just luck, or was the system intentionally giving him a class change building as the first one he entered, apart from his own? And why would a regular house have a way to change classes?</w:t>
+        <w:br/>
+        <w:br/>
+        <w:br/>
+        <w:t>‘Do we really need a house with a simple class change thing?’ he said, wondering out loud. He took out his phone to snap a few pictures of the building.</w:t>
+        <w:br/>
+        <w:br/>
+        <w:br/>
+        <w:t>Frustration grew as he thought about when he'd finally meet the requirement for a class change. The system didn't guide him, leaving him clueless about important stuff.</w:t>
+        <w:br/>
+        <w:br/>
+        <w:br/>
+        <w:t>He realized he had finished another achievement.</w:t>
+        <w:br/>
+        <w:br/>
+        <w:br/>
+        <w:t>---</w:t>
+        <w:br/>
+        <w:br/>
+        <w:br/>
+        <w:t>Achievement Cleared:</w:t>
+        <w:br/>
+        <w:br/>
+        <w:br/>
+        <w:t>[Silver] Sixty-Eight to Discover the Class Change Building.</w:t>
+        <w:br/>
+        <w:br/>
+        <w:br/>
+        <w:t>Rewards:</w:t>
+        <w:br/>
+        <w:br/>
+        <w:br/>
+        <w:t>Zombie Resistance Vambrace (0/3) [Rare]</w:t>
+        <w:br/>
+        <w:br/>
+        <w:br/>
+        <w:t>---</w:t>
+        <w:br/>
+        <w:br/>
+        <w:br/>
+        <w:t>Grabbing the arm protector thing from the floor, he wondered what it was for. The number 68/100 hinted that he was the sixty-eighth person to find this kind of building. He wondered what the first person got, maybe a full set of zombie-resistant armor. It made him feel a bit greedy.</w:t>
+        <w:br/>
+        <w:br/>
+        <w:br/>
+        <w:t>As he settled into the building, he looked around. Everything was just white tiles. He made a makeshift pillow from two layers of his shirt and lay down on the floor. “Life is tough,” he muttered, missing the chill days by the river. The building was sweltering.</w:t>
+        <w:br/>
+        <w:br/>
+        <w:br/>
+        <w:t>‘Should I open the door?’ crossed his mind. After a brief contemplation, he dismissed the idea. The room lacked fresh air and lacked a window. Unlocking the door might welcome a refreshing night breeze, yet it could also invite hungry zombies during his slumber. Frustrated by his internet-less phone, he let out a sigh.</w:t>
+        <w:br/>
+        <w:br/>
       </w:r>
     </w:p>
-    <w:p>
-      <w:pPr>
-        <w:spacing w:before="0" w:after="120"/>
-      </w:pPr>
-      <w:r>
-        <w:t>He spent ten minutes on this. Then he decided the pouch was probably a subspace system of some kind, the contents existing somewhere the physics didn't quite apply to, and that the inside-out test was irrelevant because it was checking for ordinary storage.</w:t>
-      </w:r>
-    </w:p>
-    <w:p>
-      <w:pPr>
-        <w:spacing w:before="0" w:after="120"/>
-      </w:pPr>
-      <w:r>
-        <w:t>He thought about that for a moment.</w:t>
-      </w:r>
-    </w:p>
-    <w:p>
-      <w:pPr>
-        <w:spacing w:before="0" w:after="120"/>
-      </w:pPr>
-      <w:r>
-        <w:t>'Okay,' he decided, 'I'm not going to think about it too hard.'</w:t>
-      </w:r>
-    </w:p>
-    <w:p>
-      <w:pPr>
-        <w:spacing w:before="0" w:after="120"/>
-      </w:pPr>
-      <w:r>
-        <w:t>He packed the pouch again, more carefully than yesterday — water bottles first, then food, then the tools. He attached it to his belt. Then he pulled it off and unlooped it from the belt and put it in his jacket pocket instead, because it was flat enough and he wanted his hands free.</w:t>
-      </w:r>
-    </w:p>
-    <w:p>
-      <w:pPr>
-        <w:spacing w:before="0" w:after="120"/>
-      </w:pPr>
-      <w:r>
-        <w:t>He'd been sitting in his own house for two nights since the world changed. He needed to get moving.</w:t>
-      </w:r>
-    </w:p>
-    <w:p>
-      <w:pPr>
-        <w:spacing w:before="0" w:after="120"/>
-      </w:pPr>
-      <w:r>
-        <w:t>He looked at the village road through the front window. He'd seen at most fifteen or twenty zombies over the past two days, and he'd killed eleven of them. The road outside was empty again this morning, but empty wasn't the same as safe. It meant the ones that were still out there were somewhere else.</w:t>
-      </w:r>
-    </w:p>
-    <w:p>
-      <w:pPr>
-        <w:spacing w:before="0" w:after="120"/>
-      </w:pPr>
-      <w:r>
-        <w:t>The system had a button — or the class change building did. He'd found a reference to it in the system overlay when he'd been poking at it yesterday evening: a small note attached to the Class section, which currently read None, saying Class available at Level 5. He was at Level 4 with 260 EXP and needed 300. He was forty EXP from Level 5. One zombie.</w:t>
-      </w:r>
-    </w:p>
-    <w:p>
-      <w:pPr>
-        <w:spacing w:before="0" w:after="120"/>
-      </w:pPr>
-      <w:r>
-        <w:t>He picked up the spear.</w:t>
-      </w:r>
-    </w:p>
-    <w:p>
-      <w:pPr>
-        <w:spacing w:before="0" w:after="120"/>
-      </w:pPr>
-      <w:r>
-        <w:t>He found one in the road two hundred meters toward town. Level 1, alone, moving along the fence line. He came at it from behind and drove the spear point through the base of its skull. It dropped without a sound.</w:t>
-      </w:r>
-    </w:p>
-    <w:p>
-      <w:pPr>
-        <w:spacing w:before="0" w:after="0"/>
-      </w:pPr>
-      <w:r>
-        <w:t>---</w:t>
-      </w:r>
-    </w:p>
-    <w:p>
-      <w:pPr>
-        <w:spacing w:before="0" w:after="0"/>
-      </w:pPr>
-      <w:r>
-        <w:t>Level 1 Zombie Killed, Awarding 50 Exp!</w:t>
-      </w:r>
-    </w:p>
-    <w:p>
-      <w:pPr>
-        <w:spacing w:before="0" w:after="0"/>
-      </w:pPr>
-      <w:r>
-        <w:t>Leveling Exp Reach: 310/300!</w:t>
-      </w:r>
-    </w:p>
-    <w:p>
-      <w:pPr>
-        <w:spacing w:before="0" w:after="0"/>
-      </w:pPr>
-      <w:r>
-        <w:t>Leveling Up: Level 5!</w:t>
-      </w:r>
-    </w:p>
-    <w:p>
-      <w:pPr>
-        <w:spacing w:before="0" w:after="0"/>
-      </w:pPr>
-      <w:r>
-        <w:t>Receiving 2 Stat Points and 1 Skill Point!</w:t>
-      </w:r>
-    </w:p>
-    <w:p>
-      <w:pPr>
-        <w:spacing w:before="0" w:after="0"/>
-      </w:pPr>
-      <w:r>
-        <w:t>Coins Awarded: 5</w:t>
-      </w:r>
-    </w:p>
-    <w:p>
-      <w:pPr>
-        <w:spacing w:before="0" w:after="0"/>
-      </w:pPr>
-      <w:r>
-        <w:t>---</w:t>
-      </w:r>
-    </w:p>
-    <w:p>
-      <w:pPr>
-        <w:spacing w:before="0" w:after="120"/>
-      </w:pPr>
-      <w:r>
-        <w:t>Coins. That was new. He checked the system and found a Coins field that hadn't been there before: 5.</w:t>
-      </w:r>
-    </w:p>
-    <w:p>
-      <w:pPr>
-        <w:spacing w:before="0" w:after="120"/>
-      </w:pPr>
-      <w:r>
-        <w:t>'Coins,' he said out loud. He looked at the dead zombie. It had not been carrying any coins. The system had awarded them directly, the same way it awarded EXP. He stood on the road and worked through the implications of that: the system had a currency, which implied the system had a marketplace, which implied there was somewhere to spend coins. He'd gotten 5 coins from one kill. He had 15 total after the three kills just now. At that rate — 5 coins per kill — he'd need to kill a lot of things before he had enough to buy anything meaningful, assuming the prices were at all comparable to the real world.</w:t>
-      </w:r>
-    </w:p>
-    <w:p>
-      <w:pPr>
-        <w:spacing w:before="0" w:after="120"/>
-      </w:pPr>
-      <w:r>
-        <w:t>He filed that and kept walking.</w:t>
-      </w:r>
-    </w:p>
-    <w:p>
-      <w:pPr>
-        <w:spacing w:before="0" w:after="120"/>
-      </w:pPr>
-      <w:r>
-        <w:t>The white building was about two kilometers from the village, along the main road that led toward the city. He'd seen it three days ago when he'd first gone out — a building that didn't fit, low and square and the wrong color, sitting at the edge of a lot between an empty repair shop and a dead petrol station. He'd been busy then.</w:t>
-      </w:r>
-    </w:p>
-    <w:p>
-      <w:pPr>
-        <w:spacing w:before="0" w:after="120"/>
-      </w:pPr>
-      <w:r>
-        <w:t>He took the road at a steady pace, killing two more zombies on the way for 100 EXP and 10 more Coins.</w:t>
-      </w:r>
-    </w:p>
-    <w:p>
-      <w:pPr>
-        <w:spacing w:before="0" w:after="120"/>
-      </w:pPr>
-      <w:r>
-        <w:t>The white building was the same when he got there. One story, no windows, a heavy door in the front with a flat handle that looked like it had never been touched before he touched it now. He pushed it open.</w:t>
-      </w:r>
-    </w:p>
-    <w:p>
-      <w:pPr>
-        <w:spacing w:before="0" w:after="120"/>
-      </w:pPr>
-      <w:r>
-        <w:t>Inside was one room. White walls, white floor. A black table at the center with a single button. That was everything.</w:t>
-      </w:r>
-    </w:p>
-    <w:p>
-      <w:pPr>
-        <w:spacing w:before="0" w:after="120"/>
-      </w:pPr>
-      <w:r>
-        <w:t>He walked around the table once. No other doors. No writing on the walls. He pressed the button.</w:t>
-      </w:r>
-    </w:p>
-    <w:p>
-      <w:pPr>
-        <w:spacing w:before="0" w:after="0"/>
-      </w:pPr>
-      <w:r>
-        <w:t>---</w:t>
-      </w:r>
-    </w:p>
-    <w:p>
-      <w:pPr>
-        <w:spacing w:before="0" w:after="0"/>
-      </w:pPr>
-      <w:r>
-        <w:t>Welcome to the Class Change Building!</w:t>
-      </w:r>
-    </w:p>
-    <w:p>
-      <w:pPr>
-        <w:spacing w:before="0" w:after="0"/>
-      </w:pPr>
-      <w:r>
-        <w:t>Requirements not met.</w:t>
-      </w:r>
-    </w:p>
-    <w:p>
-      <w:pPr>
-        <w:spacing w:before="0" w:after="0"/>
-      </w:pPr>
-      <w:r>
-        <w:t>Current Level: 5</w:t>
-      </w:r>
-    </w:p>
-    <w:p>
-      <w:pPr>
-        <w:spacing w:before="0" w:after="0"/>
-      </w:pPr>
-      <w:r>
-        <w:t>Requirements: Level 10 or above for Class Change</w:t>
-      </w:r>
-    </w:p>
-    <w:p>
-      <w:pPr>
-        <w:spacing w:before="0" w:after="0"/>
-      </w:pPr>
-      <w:r>
-        <w:t>---</w:t>
-      </w:r>
-    </w:p>
-    <w:p>
-      <w:pPr>
-        <w:spacing w:before="0" w:after="120"/>
-      </w:pPr>
-      <w:r>
-        <w:t>He read that twice.</w:t>
-      </w:r>
-    </w:p>
-    <w:p>
-      <w:pPr>
-        <w:spacing w:before="0" w:after="120"/>
-      </w:pPr>
-      <w:r>
-        <w:t>Level 10. He was Level 5. He needed five more levels before he could change class.</w:t>
-      </w:r>
-    </w:p>
-    <w:p>
-      <w:pPr>
-        <w:spacing w:before="0" w:after="120"/>
-      </w:pPr>
-      <w:r>
-        <w:t>"That's annoying," he said.</w:t>
-      </w:r>
-    </w:p>
-    <w:p>
-      <w:pPr>
-        <w:spacing w:before="0" w:after="120"/>
-      </w:pPr>
-      <w:r>
-        <w:t>He pressed the button again to see if anything changed. It didn't. He walked around the table once more, checked the walls for anything he'd missed, and found nothing. The room was exactly what it looked like.</w:t>
-      </w:r>
-    </w:p>
-    <w:p>
-      <w:pPr>
-        <w:spacing w:before="0" w:after="120"/>
-      </w:pPr>
-      <w:r>
-        <w:t>He pressed the button a third time, just to be thorough.</w:t>
-      </w:r>
-    </w:p>
-    <w:p>
-      <w:pPr>
-        <w:spacing w:before="0" w:after="0"/>
-      </w:pPr>
-      <w:r>
-        <w:t>---</w:t>
-      </w:r>
-    </w:p>
-    <w:p>
-      <w:pPr>
-        <w:spacing w:before="0" w:after="0"/>
-      </w:pPr>
-      <w:r>
-        <w:t>Welcome to the Class Change Building!</w:t>
-      </w:r>
-    </w:p>
-    <w:p>
-      <w:pPr>
-        <w:spacing w:before="0" w:after="0"/>
-      </w:pPr>
-      <w:r>
-        <w:t>Requirements not met.</w:t>
-      </w:r>
-    </w:p>
-    <w:p>
-      <w:pPr>
-        <w:spacing w:before="0" w:after="0"/>
-      </w:pPr>
-      <w:r>
-        <w:t>Current Level: 5</w:t>
-      </w:r>
-    </w:p>
-    <w:p>
-      <w:pPr>
-        <w:spacing w:before="0" w:after="0"/>
-      </w:pPr>
-      <w:r>
-        <w:t>Requirements: Level 10 or above for Class Change</w:t>
-      </w:r>
-    </w:p>
-    <w:p>
-      <w:pPr>
-        <w:spacing w:before="0" w:after="0"/>
-      </w:pPr>
-      <w:r>
-        <w:t>---</w:t>
-      </w:r>
-    </w:p>
-    <w:p>
-      <w:pPr>
-        <w:spacing w:before="0" w:after="120"/>
-      </w:pPr>
-      <w:r>
-        <w:t>Same. He dropped his hand.</w:t>
-      </w:r>
-    </w:p>
-    <w:p>
-      <w:pPr>
-        <w:spacing w:before="0" w:after="120"/>
-      </w:pPr>
-      <w:r>
-        <w:t>The room was cool — cooler than the outside air, despite no visible ventilation. The floor had a faint grid pattern of tiles, most of them white, a few at the far end turned a dull black as if they'd already been used. He counted: six black, the rest white. Somebody else had been here. Six people from somewhere in the city had already changed class, and he hadn't figured out how the building worked yet.</w:t>
-      </w:r>
-    </w:p>
-    <w:p>
-      <w:pPr>
-        <w:spacing w:before="0" w:after="120"/>
-      </w:pPr>
-      <w:r>
-        <w:t>He stood at the table and tried to work out what Level 10 involved. He was Level 5. He'd killed eleven zombies in three days — twelve now, plus one dog. If zombies gave 50 EXP each and Level 10 required roughly 1000 more EXP from where he was now, he needed about twenty more kills. Probably more, since the threshold scaled upward.</w:t>
-      </w:r>
-    </w:p>
-    <w:p>
-      <w:pPr>
-        <w:spacing w:before="0" w:after="120"/>
-      </w:pPr>
-      <w:r>
-        <w:t>He sat down on the floor to think.</w:t>
-      </w:r>
-    </w:p>
-    <w:p>
-      <w:pPr>
-        <w:spacing w:before="0" w:after="120"/>
-      </w:pPr>
-      <w:r>
-        <w:t>He had enough food for a week. He had a spear, a dagger, and an inventory pouch with 97 slots still empty. He was in a building that appeared to be structurally solid and zombie-free. The door latched from inside.</w:t>
-      </w:r>
-    </w:p>
-    <w:p>
-      <w:pPr>
-        <w:spacing w:before="0" w:after="120"/>
-      </w:pPr>
-      <w:r>
-        <w:t>He spent the rest of the afternoon exploring the road in both directions from the building — staying within a minute's run of it, not going far. The area was quieter than the village had been: only two zombies in the first hour, both alone, both easily killed. The road to the south had a collapsed fence where a car had gone through it three days ago, before everything stopped. He looked at the car. The windshield was caved in from the inside, which told him something he didn't want to think about.</w:t>
-      </w:r>
-    </w:p>
-    <w:p>
-      <w:pPr>
-        <w:spacing w:before="0" w:after="120"/>
-      </w:pPr>
-      <w:r>
-        <w:t>He killed two more zombies that came out from between the buildings and then went back to the white building when the light started going orange.</w:t>
-      </w:r>
-    </w:p>
-    <w:p>
-      <w:pPr>
-        <w:spacing w:before="0" w:after="120"/>
-      </w:pPr>
-      <w:r>
-        <w:t>He latched the door and ate a can of beans cold, which tasted bad, and half a carton of orange juice, which was fine. He had 35 Coins now. He'd gained another 20 from the four afternoon kills.</w:t>
-      </w:r>
-    </w:p>
-    <w:p>
-      <w:pPr>
-        <w:spacing w:before="0" w:after="120"/>
-      </w:pPr>
-      <w:r>
-        <w:t>He checked the system:</w:t>
-      </w:r>
-    </w:p>
-    <w:p>
-      <w:pPr>
-        <w:spacing w:before="0" w:after="0"/>
-      </w:pPr>
-      <w:r>
-        <w:t>---</w:t>
-      </w:r>
-    </w:p>
-    <w:p>
-      <w:pPr>
-        <w:spacing w:before="0" w:after="0"/>
-      </w:pPr>
-      <w:r>
-        <w:t>Name: Lucas Tharla</w:t>
-      </w:r>
-    </w:p>
-    <w:p>
-      <w:pPr>
-        <w:spacing w:before="0" w:after="0"/>
-      </w:pPr>
-      <w:r>
-        <w:t>Age: 16 years old</w:t>
-      </w:r>
-    </w:p>
-    <w:p>
-      <w:pPr>
-        <w:spacing w:before="0" w:after="0"/>
-      </w:pPr>
-      <w:r>
-        <w:t>Race: Human</w:t>
-      </w:r>
-    </w:p>
-    <w:p>
-      <w:pPr>
-        <w:spacing w:before="0" w:after="0"/>
-      </w:pPr>
-      <w:r>
-        <w:t>Gender: Male</w:t>
-      </w:r>
-    </w:p>
-    <w:p>
-      <w:pPr>
-        <w:spacing w:before="0" w:after="0"/>
-      </w:pPr>
-      <w:r>
-        <w:t>Class: None</w:t>
-      </w:r>
-    </w:p>
-    <w:p>
-      <w:pPr>
-        <w:spacing w:before="0" w:after="0"/>
-      </w:pPr>
-      <w:r>
-        <w:t>Subclass: None</w:t>
-      </w:r>
-    </w:p>
-    <w:p>
-      <w:pPr>
-        <w:spacing w:before="0" w:after="0"/>
-      </w:pPr>
-      <w:r>
-        <w:t>Subclass: None</w:t>
-      </w:r>
-    </w:p>
-    <w:p>
-      <w:pPr>
-        <w:spacing w:before="0" w:after="0"/>
-      </w:pPr>
-      <w:r>
-        <w:t>Subclass: None</w:t>
-      </w:r>
-    </w:p>
-    <w:p>
-      <w:pPr>
-        <w:spacing w:before="0" w:after="0"/>
-      </w:pPr>
-      <w:r>
-        <w:t>Level: 5 (310/400)</w:t>
-      </w:r>
-    </w:p>
-    <w:p>
-      <w:pPr>
-        <w:spacing w:before="0" w:after="0"/>
-      </w:pPr>
-      <w:r>
-        <w:t>Stats:</w:t>
-      </w:r>
-    </w:p>
-    <w:p>
-      <w:pPr>
-        <w:spacing w:before="0" w:after="0"/>
-      </w:pPr>
-      <w:r>
-        <w:t>Agi: 14 (Average Adult Human: 20)</w:t>
-      </w:r>
-    </w:p>
-    <w:p>
-      <w:pPr>
-        <w:spacing w:before="0" w:after="0"/>
-      </w:pPr>
-      <w:r>
-        <w:t>Str: 24 (Average Adult Human: 20)</w:t>
-      </w:r>
-    </w:p>
-    <w:p>
-      <w:pPr>
-        <w:spacing w:before="0" w:after="0"/>
-      </w:pPr>
-      <w:r>
-        <w:t>Int: 25 (Average Adult Human: 20)</w:t>
-      </w:r>
-    </w:p>
-    <w:p>
-      <w:pPr>
-        <w:spacing w:before="0" w:after="0"/>
-      </w:pPr>
-      <w:r>
-        <w:t>Vit: 25 (Average Adult Human: 20)</w:t>
-      </w:r>
-    </w:p>
-    <w:p>
-      <w:pPr>
-        <w:spacing w:before="0" w:after="0"/>
-      </w:pPr>
-      <w:r>
-        <w:t>Unallocated Stat Points: 2</w:t>
-      </w:r>
-    </w:p>
-    <w:p>
-      <w:pPr>
-        <w:spacing w:before="0" w:after="0"/>
-      </w:pPr>
-      <w:r>
-        <w:t>Skills:</w:t>
-      </w:r>
-    </w:p>
-    <w:p>
-      <w:pPr>
-        <w:spacing w:before="0" w:after="0"/>
-      </w:pPr>
-      <w:r>
-        <w:t>Unallocated Skill Points: 5</w:t>
-      </w:r>
-    </w:p>
-    <w:p>
-      <w:pPr>
-        <w:spacing w:before="0" w:after="0"/>
-      </w:pPr>
-      <w:r>
-        <w:t>Coins: 35</w:t>
-      </w:r>
-    </w:p>
-    <w:p>
-      <w:pPr>
-        <w:spacing w:before="0" w:after="0"/>
-      </w:pPr>
-      <w:r>
-        <w:t>---</w:t>
-      </w:r>
-    </w:p>
-    <w:p>
-      <w:pPr>
-        <w:spacing w:before="0" w:after="120"/>
-      </w:pPr>
-      <w:r>
-        <w:t>He'd added 2 more stat points to agility. That brought it to 16 — still under average, but he was starting to feel the difference in how his body moved through tight spaces. He left the 5 skill points for now. He still had no idea what to do with them.</w:t>
-      </w:r>
-    </w:p>
-    <w:p>
-      <w:pPr>
-        <w:spacing w:before="0" w:after="120"/>
-      </w:pPr>
-      <w:r>
-        <w:t>He spread his jacket on the floor and lay down and looked at the ceiling.</w:t>
-      </w:r>
-    </w:p>
-    <w:p>
-      <w:pPr>
-        <w:spacing w:before="0" w:after="0"/>
-      </w:pPr>
-      <w:r>
-        <w:t>---</w:t>
-      </w:r>
-    </w:p>
-    <w:p>
-      <w:pPr>
-        <w:spacing w:before="0" w:after="0"/>
-      </w:pPr>
-      <w:r>
-        <w:t>[Silver] Achievement Unlocked!</w:t>
-      </w:r>
-    </w:p>
-    <w:p>
-      <w:pPr>
-        <w:spacing w:before="0" w:after="0"/>
-      </w:pPr>
-      <w:r>
-        <w:t>68th to Discover a Class Change Building!</w:t>
-      </w:r>
-    </w:p>
-    <w:p>
-      <w:pPr>
-        <w:spacing w:before="0" w:after="0"/>
-      </w:pPr>
-      <w:r>
-        <w:t>Reward: Zombie Resistance Vambrace (0/3) [Rare]</w:t>
-      </w:r>
-    </w:p>
-    <w:p>
-      <w:pPr>
-        <w:spacing w:before="0" w:after="0"/>
-      </w:pPr>
-      <w:r>
-        <w:t>---</w:t>
-      </w:r>
-    </w:p>
-    <w:p>
-      <w:pPr>
-        <w:spacing w:before="0" w:after="120"/>
-      </w:pPr>
-      <w:r>
-        <w:t>The notification appeared unprompted, the way they sometimes did. He sat up and found the vambrace had materialized on the floor beside him — a forearm guard, dark leather with a dull metal clasp, heavier than it looked. He put it on his left forearm and clasped it.</w:t>
-      </w:r>
-    </w:p>
-    <w:p>
-      <w:pPr>
-        <w:spacing w:before="0" w:after="120"/>
-      </w:pPr>
-      <w:r>
-        <w:t>He tried to appraise it. The system showed it but the appraisal gave no more information than the name and rarity: Zombie Resistance Vambrace, 3 charges. He'd figure out what the charges did when he needed it.</w:t>
-      </w:r>
-    </w:p>
-    <w:p>
-      <w:pPr>
-        <w:spacing w:before="0" w:after="120"/>
-      </w:pPr>
-      <w:r>
-        <w:t>He was 68th to find the building. Sixty-seven people had been here before him. He thought about where they all were now — scattered across whatever this city was becoming. He thought about the building tiles, six of them black, and the people who'd already changed class and left.</w:t>
-      </w:r>
-    </w:p>
-    <w:p>
-      <w:pPr>
-        <w:spacing w:before="0" w:after="120"/>
-      </w:pPr>
-      <w:r>
-        <w:t>It was quiet outside. No sounds from the road, no banging on the door. He put his head down on the jacket and pulled a towel from the pouch to use as a blanket because it was warm enough that he didn't need more than that.</w:t>
-      </w:r>
-    </w:p>
-    <w:p>
-      <w:pPr>
-        <w:spacing w:before="0" w:after="120"/>
-      </w:pPr>
-      <w:r>
-        <w:t>'Level 10,' he thought. 'Then class change.'</w:t>
-      </w:r>
-    </w:p>
-    <w:p>
-      <w:pPr>
-        <w:spacing w:before="0" w:after="120"/>
-      </w:pPr>
-      <w:r>
-        <w:t>He closed his eyes.</w:t>
-      </w:r>
-    </w:p>
-    <w:p>
-      <w:pPr>
-        <w:spacing w:before="0" w:after="120"/>
-      </w:pPr>
-      <w:r>
-        <w:t>The floor was hard and the room smelled like chalk and somewhere between thinking about whether he should go closer to the city tomorrow to find more zombies, he fell asleep.</w:t>
-      </w:r>
-    </w:p>
+    <w:sectPr>
+      <w:pgSz w:w="12240" w:h="15840"/>
+      <w:pgMar w:top="1440" w:right="1800" w:bottom="1440" w:left="1800" w:header="720" w:footer="720" w:gutter="0"/>
+      <w:cols w:space="720"/>
+      <w:docGrid w:linePitch="360"/>
+    </w:sectPr>
   </w:body>
 </w:document>
 </file>
